--- a/tests/corpus/03_tables.docx
+++ b/tests/corpus/03_tables.docx
@@ -597,7 +597,7 @@
     <w:link w:val="Heading1Char"/>
     <w:uiPriority w:val="9"/>
     <w:qFormat/>
-    <w:rsid w:val="004636C2"/>
+    <w:rsid w:val="00583F9F"/>
     <w:pPr>
       <w:keepNext/>
       <w:keepLines/>
@@ -620,7 +620,7 @@
     <w:semiHidden/>
     <w:unhideWhenUsed/>
     <w:qFormat/>
-    <w:rsid w:val="004636C2"/>
+    <w:rsid w:val="00583F9F"/>
     <w:pPr>
       <w:keepNext/>
       <w:keepLines/>
@@ -643,7 +643,7 @@
     <w:semiHidden/>
     <w:unhideWhenUsed/>
     <w:qFormat/>
-    <w:rsid w:val="004636C2"/>
+    <w:rsid w:val="00583F9F"/>
     <w:pPr>
       <w:keepNext/>
       <w:keepLines/>
@@ -666,7 +666,7 @@
     <w:semiHidden/>
     <w:unhideWhenUsed/>
     <w:qFormat/>
-    <w:rsid w:val="004636C2"/>
+    <w:rsid w:val="00583F9F"/>
     <w:pPr>
       <w:keepNext/>
       <w:keepLines/>
@@ -689,7 +689,7 @@
     <w:semiHidden/>
     <w:unhideWhenUsed/>
     <w:qFormat/>
-    <w:rsid w:val="004636C2"/>
+    <w:rsid w:val="00583F9F"/>
     <w:pPr>
       <w:keepNext/>
       <w:keepLines/>
@@ -710,7 +710,7 @@
     <w:semiHidden/>
     <w:unhideWhenUsed/>
     <w:qFormat/>
-    <w:rsid w:val="004636C2"/>
+    <w:rsid w:val="00583F9F"/>
     <w:pPr>
       <w:keepNext/>
       <w:keepLines/>
@@ -733,7 +733,7 @@
     <w:semiHidden/>
     <w:unhideWhenUsed/>
     <w:qFormat/>
-    <w:rsid w:val="004636C2"/>
+    <w:rsid w:val="00583F9F"/>
     <w:pPr>
       <w:keepNext/>
       <w:keepLines/>
@@ -754,7 +754,7 @@
     <w:semiHidden/>
     <w:unhideWhenUsed/>
     <w:qFormat/>
-    <w:rsid w:val="004636C2"/>
+    <w:rsid w:val="00583F9F"/>
     <w:pPr>
       <w:keepNext/>
       <w:keepLines/>
@@ -777,7 +777,7 @@
     <w:semiHidden/>
     <w:unhideWhenUsed/>
     <w:qFormat/>
-    <w:rsid w:val="004636C2"/>
+    <w:rsid w:val="00583F9F"/>
     <w:pPr>
       <w:keepNext/>
       <w:keepLines/>
@@ -821,7 +821,7 @@
     <w:basedOn w:val="DefaultParagraphFont"/>
     <w:link w:val="Heading1"/>
     <w:uiPriority w:val="9"/>
-    <w:rsid w:val="004636C2"/>
+    <w:rsid w:val="00583F9F"/>
     <w:rPr>
       <w:rFonts w:asciiTheme="majorHAnsi" w:eastAsiaTheme="majorEastAsia" w:hAnsiTheme="majorHAnsi" w:cstheme="majorBidi"/>
       <w:color w:val="2F5496" w:themeColor="accent1" w:themeShade="BF"/>
@@ -835,7 +835,7 @@
     <w:link w:val="Heading2"/>
     <w:uiPriority w:val="9"/>
     <w:semiHidden/>
-    <w:rsid w:val="004636C2"/>
+    <w:rsid w:val="00583F9F"/>
     <w:rPr>
       <w:rFonts w:asciiTheme="majorHAnsi" w:eastAsiaTheme="majorEastAsia" w:hAnsiTheme="majorHAnsi" w:cstheme="majorBidi"/>
       <w:color w:val="2F5496" w:themeColor="accent1" w:themeShade="BF"/>
@@ -849,7 +849,7 @@
     <w:link w:val="Heading3"/>
     <w:uiPriority w:val="9"/>
     <w:semiHidden/>
-    <w:rsid w:val="004636C2"/>
+    <w:rsid w:val="00583F9F"/>
     <w:rPr>
       <w:rFonts w:eastAsiaTheme="majorEastAsia" w:cstheme="majorBidi"/>
       <w:color w:val="2F5496" w:themeColor="accent1" w:themeShade="BF"/>
@@ -863,7 +863,7 @@
     <w:link w:val="Heading4"/>
     <w:uiPriority w:val="9"/>
     <w:semiHidden/>
-    <w:rsid w:val="004636C2"/>
+    <w:rsid w:val="00583F9F"/>
     <w:rPr>
       <w:rFonts w:eastAsiaTheme="majorEastAsia" w:cstheme="majorBidi"/>
       <w:i/>
@@ -877,7 +877,7 @@
     <w:link w:val="Heading5"/>
     <w:uiPriority w:val="9"/>
     <w:semiHidden/>
-    <w:rsid w:val="004636C2"/>
+    <w:rsid w:val="00583F9F"/>
     <w:rPr>
       <w:rFonts w:eastAsiaTheme="majorEastAsia" w:cstheme="majorBidi"/>
       <w:color w:val="2F5496" w:themeColor="accent1" w:themeShade="BF"/>
@@ -889,7 +889,7 @@
     <w:link w:val="Heading6"/>
     <w:uiPriority w:val="9"/>
     <w:semiHidden/>
-    <w:rsid w:val="004636C2"/>
+    <w:rsid w:val="00583F9F"/>
     <w:rPr>
       <w:rFonts w:eastAsiaTheme="majorEastAsia" w:cstheme="majorBidi"/>
       <w:i/>
@@ -903,7 +903,7 @@
     <w:link w:val="Heading7"/>
     <w:uiPriority w:val="9"/>
     <w:semiHidden/>
-    <w:rsid w:val="004636C2"/>
+    <w:rsid w:val="00583F9F"/>
     <w:rPr>
       <w:rFonts w:eastAsiaTheme="majorEastAsia" w:cstheme="majorBidi"/>
       <w:color w:val="595959" w:themeColor="text1" w:themeTint="A6"/>
@@ -915,7 +915,7 @@
     <w:link w:val="Heading8"/>
     <w:uiPriority w:val="9"/>
     <w:semiHidden/>
-    <w:rsid w:val="004636C2"/>
+    <w:rsid w:val="00583F9F"/>
     <w:rPr>
       <w:rFonts w:eastAsiaTheme="majorEastAsia" w:cstheme="majorBidi"/>
       <w:i/>
@@ -929,7 +929,7 @@
     <w:link w:val="Heading9"/>
     <w:uiPriority w:val="9"/>
     <w:semiHidden/>
-    <w:rsid w:val="004636C2"/>
+    <w:rsid w:val="00583F9F"/>
     <w:rPr>
       <w:rFonts w:eastAsiaTheme="majorEastAsia" w:cstheme="majorBidi"/>
       <w:color w:val="272727" w:themeColor="text1" w:themeTint="D8"/>
@@ -942,7 +942,7 @@
     <w:link w:val="TitleChar"/>
     <w:uiPriority w:val="10"/>
     <w:qFormat/>
-    <w:rsid w:val="004636C2"/>
+    <w:rsid w:val="00583F9F"/>
     <w:pPr>
       <w:spacing w:after="80" w:line="240" w:lineRule="auto"/>
       <w:contextualSpacing/>
@@ -960,7 +960,7 @@
     <w:basedOn w:val="DefaultParagraphFont"/>
     <w:link w:val="Title"/>
     <w:uiPriority w:val="10"/>
-    <w:rsid w:val="004636C2"/>
+    <w:rsid w:val="00583F9F"/>
     <w:rPr>
       <w:rFonts w:asciiTheme="majorHAnsi" w:eastAsiaTheme="majorEastAsia" w:hAnsiTheme="majorHAnsi" w:cstheme="majorBidi"/>
       <w:spacing w:val="-10"/>
@@ -976,7 +976,7 @@
     <w:link w:val="SubtitleChar"/>
     <w:uiPriority w:val="11"/>
     <w:qFormat/>
-    <w:rsid w:val="004636C2"/>
+    <w:rsid w:val="00583F9F"/>
     <w:pPr>
       <w:numPr>
         <w:ilvl w:val="1"/>
@@ -995,7 +995,7 @@
     <w:basedOn w:val="DefaultParagraphFont"/>
     <w:link w:val="Subtitle"/>
     <w:uiPriority w:val="11"/>
-    <w:rsid w:val="004636C2"/>
+    <w:rsid w:val="00583F9F"/>
     <w:rPr>
       <w:rFonts w:eastAsiaTheme="majorEastAsia" w:cstheme="majorBidi"/>
       <w:color w:val="595959" w:themeColor="text1" w:themeTint="A6"/>
@@ -1011,7 +1011,7 @@
     <w:link w:val="QuoteChar"/>
     <w:uiPriority w:val="29"/>
     <w:qFormat/>
-    <w:rsid w:val="004636C2"/>
+    <w:rsid w:val="00583F9F"/>
     <w:pPr>
       <w:spacing w:before="160"/>
       <w:jc w:val="center"/>
@@ -1027,7 +1027,7 @@
     <w:basedOn w:val="DefaultParagraphFont"/>
     <w:link w:val="Quote"/>
     <w:uiPriority w:val="29"/>
-    <w:rsid w:val="004636C2"/>
+    <w:rsid w:val="00583F9F"/>
     <w:rPr>
       <w:i/>
       <w:iCs/>
@@ -1039,7 +1039,7 @@
     <w:basedOn w:val="Normal"/>
     <w:uiPriority w:val="34"/>
     <w:qFormat/>
-    <w:rsid w:val="004636C2"/>
+    <w:rsid w:val="00583F9F"/>
     <w:pPr>
       <w:ind w:left="720"/>
       <w:contextualSpacing/>
@@ -1050,7 +1050,7 @@
     <w:basedOn w:val="DefaultParagraphFont"/>
     <w:uiPriority w:val="21"/>
     <w:qFormat/>
-    <w:rsid w:val="004636C2"/>
+    <w:rsid w:val="00583F9F"/>
     <w:rPr>
       <w:i/>
       <w:iCs/>
@@ -1064,7 +1064,7 @@
     <w:link w:val="IntenseQuoteChar"/>
     <w:uiPriority w:val="30"/>
     <w:qFormat/>
-    <w:rsid w:val="004636C2"/>
+    <w:rsid w:val="00583F9F"/>
     <w:pPr>
       <w:pBdr>
         <w:top w:val="single" w:sz="4" w:space="10" w:color="2F5496" w:themeColor="accent1" w:themeShade="BF"/>
@@ -1085,7 +1085,7 @@
     <w:basedOn w:val="DefaultParagraphFont"/>
     <w:link w:val="IntenseQuote"/>
     <w:uiPriority w:val="30"/>
-    <w:rsid w:val="004636C2"/>
+    <w:rsid w:val="00583F9F"/>
     <w:rPr>
       <w:i/>
       <w:iCs/>
@@ -1097,7 +1097,7 @@
     <w:basedOn w:val="DefaultParagraphFont"/>
     <w:uiPriority w:val="32"/>
     <w:qFormat/>
-    <w:rsid w:val="004636C2"/>
+    <w:rsid w:val="00583F9F"/>
     <w:rPr>
       <w:b/>
       <w:bCs/>
@@ -1110,7 +1110,7 @@
     <w:name w:val="Table Grid"/>
     <w:basedOn w:val="TableNormal"/>
     <w:uiPriority w:val="39"/>
-    <w:rsid w:val="004636C2"/>
+    <w:rsid w:val="00583F9F"/>
     <w:pPr>
       <w:spacing w:after="0" w:line="240" w:lineRule="auto"/>
     </w:pPr>

--- a/tests/corpus/03_tables.docx
+++ b/tests/corpus/03_tables.docx
@@ -597,7 +597,7 @@
     <w:link w:val="Heading1Char"/>
     <w:uiPriority w:val="9"/>
     <w:qFormat/>
-    <w:rsid w:val="00583F9F"/>
+    <w:rsid w:val="00811E1F"/>
     <w:pPr>
       <w:keepNext/>
       <w:keepLines/>
@@ -620,7 +620,7 @@
     <w:semiHidden/>
     <w:unhideWhenUsed/>
     <w:qFormat/>
-    <w:rsid w:val="00583F9F"/>
+    <w:rsid w:val="00811E1F"/>
     <w:pPr>
       <w:keepNext/>
       <w:keepLines/>
@@ -643,7 +643,7 @@
     <w:semiHidden/>
     <w:unhideWhenUsed/>
     <w:qFormat/>
-    <w:rsid w:val="00583F9F"/>
+    <w:rsid w:val="00811E1F"/>
     <w:pPr>
       <w:keepNext/>
       <w:keepLines/>
@@ -666,7 +666,7 @@
     <w:semiHidden/>
     <w:unhideWhenUsed/>
     <w:qFormat/>
-    <w:rsid w:val="00583F9F"/>
+    <w:rsid w:val="00811E1F"/>
     <w:pPr>
       <w:keepNext/>
       <w:keepLines/>
@@ -689,7 +689,7 @@
     <w:semiHidden/>
     <w:unhideWhenUsed/>
     <w:qFormat/>
-    <w:rsid w:val="00583F9F"/>
+    <w:rsid w:val="00811E1F"/>
     <w:pPr>
       <w:keepNext/>
       <w:keepLines/>
@@ -710,7 +710,7 @@
     <w:semiHidden/>
     <w:unhideWhenUsed/>
     <w:qFormat/>
-    <w:rsid w:val="00583F9F"/>
+    <w:rsid w:val="00811E1F"/>
     <w:pPr>
       <w:keepNext/>
       <w:keepLines/>
@@ -733,7 +733,7 @@
     <w:semiHidden/>
     <w:unhideWhenUsed/>
     <w:qFormat/>
-    <w:rsid w:val="00583F9F"/>
+    <w:rsid w:val="00811E1F"/>
     <w:pPr>
       <w:keepNext/>
       <w:keepLines/>
@@ -754,7 +754,7 @@
     <w:semiHidden/>
     <w:unhideWhenUsed/>
     <w:qFormat/>
-    <w:rsid w:val="00583F9F"/>
+    <w:rsid w:val="00811E1F"/>
     <w:pPr>
       <w:keepNext/>
       <w:keepLines/>
@@ -777,7 +777,7 @@
     <w:semiHidden/>
     <w:unhideWhenUsed/>
     <w:qFormat/>
-    <w:rsid w:val="00583F9F"/>
+    <w:rsid w:val="00811E1F"/>
     <w:pPr>
       <w:keepNext/>
       <w:keepLines/>
@@ -821,7 +821,7 @@
     <w:basedOn w:val="DefaultParagraphFont"/>
     <w:link w:val="Heading1"/>
     <w:uiPriority w:val="9"/>
-    <w:rsid w:val="00583F9F"/>
+    <w:rsid w:val="00811E1F"/>
     <w:rPr>
       <w:rFonts w:asciiTheme="majorHAnsi" w:eastAsiaTheme="majorEastAsia" w:hAnsiTheme="majorHAnsi" w:cstheme="majorBidi"/>
       <w:color w:val="2F5496" w:themeColor="accent1" w:themeShade="BF"/>
@@ -835,7 +835,7 @@
     <w:link w:val="Heading2"/>
     <w:uiPriority w:val="9"/>
     <w:semiHidden/>
-    <w:rsid w:val="00583F9F"/>
+    <w:rsid w:val="00811E1F"/>
     <w:rPr>
       <w:rFonts w:asciiTheme="majorHAnsi" w:eastAsiaTheme="majorEastAsia" w:hAnsiTheme="majorHAnsi" w:cstheme="majorBidi"/>
       <w:color w:val="2F5496" w:themeColor="accent1" w:themeShade="BF"/>
@@ -849,7 +849,7 @@
     <w:link w:val="Heading3"/>
     <w:uiPriority w:val="9"/>
     <w:semiHidden/>
-    <w:rsid w:val="00583F9F"/>
+    <w:rsid w:val="00811E1F"/>
     <w:rPr>
       <w:rFonts w:eastAsiaTheme="majorEastAsia" w:cstheme="majorBidi"/>
       <w:color w:val="2F5496" w:themeColor="accent1" w:themeShade="BF"/>
@@ -863,7 +863,7 @@
     <w:link w:val="Heading4"/>
     <w:uiPriority w:val="9"/>
     <w:semiHidden/>
-    <w:rsid w:val="00583F9F"/>
+    <w:rsid w:val="00811E1F"/>
     <w:rPr>
       <w:rFonts w:eastAsiaTheme="majorEastAsia" w:cstheme="majorBidi"/>
       <w:i/>
@@ -877,7 +877,7 @@
     <w:link w:val="Heading5"/>
     <w:uiPriority w:val="9"/>
     <w:semiHidden/>
-    <w:rsid w:val="00583F9F"/>
+    <w:rsid w:val="00811E1F"/>
     <w:rPr>
       <w:rFonts w:eastAsiaTheme="majorEastAsia" w:cstheme="majorBidi"/>
       <w:color w:val="2F5496" w:themeColor="accent1" w:themeShade="BF"/>
@@ -889,7 +889,7 @@
     <w:link w:val="Heading6"/>
     <w:uiPriority w:val="9"/>
     <w:semiHidden/>
-    <w:rsid w:val="00583F9F"/>
+    <w:rsid w:val="00811E1F"/>
     <w:rPr>
       <w:rFonts w:eastAsiaTheme="majorEastAsia" w:cstheme="majorBidi"/>
       <w:i/>
@@ -903,7 +903,7 @@
     <w:link w:val="Heading7"/>
     <w:uiPriority w:val="9"/>
     <w:semiHidden/>
-    <w:rsid w:val="00583F9F"/>
+    <w:rsid w:val="00811E1F"/>
     <w:rPr>
       <w:rFonts w:eastAsiaTheme="majorEastAsia" w:cstheme="majorBidi"/>
       <w:color w:val="595959" w:themeColor="text1" w:themeTint="A6"/>
@@ -915,7 +915,7 @@
     <w:link w:val="Heading8"/>
     <w:uiPriority w:val="9"/>
     <w:semiHidden/>
-    <w:rsid w:val="00583F9F"/>
+    <w:rsid w:val="00811E1F"/>
     <w:rPr>
       <w:rFonts w:eastAsiaTheme="majorEastAsia" w:cstheme="majorBidi"/>
       <w:i/>
@@ -929,7 +929,7 @@
     <w:link w:val="Heading9"/>
     <w:uiPriority w:val="9"/>
     <w:semiHidden/>
-    <w:rsid w:val="00583F9F"/>
+    <w:rsid w:val="00811E1F"/>
     <w:rPr>
       <w:rFonts w:eastAsiaTheme="majorEastAsia" w:cstheme="majorBidi"/>
       <w:color w:val="272727" w:themeColor="text1" w:themeTint="D8"/>
@@ -942,7 +942,7 @@
     <w:link w:val="TitleChar"/>
     <w:uiPriority w:val="10"/>
     <w:qFormat/>
-    <w:rsid w:val="00583F9F"/>
+    <w:rsid w:val="00811E1F"/>
     <w:pPr>
       <w:spacing w:after="80" w:line="240" w:lineRule="auto"/>
       <w:contextualSpacing/>
@@ -960,7 +960,7 @@
     <w:basedOn w:val="DefaultParagraphFont"/>
     <w:link w:val="Title"/>
     <w:uiPriority w:val="10"/>
-    <w:rsid w:val="00583F9F"/>
+    <w:rsid w:val="00811E1F"/>
     <w:rPr>
       <w:rFonts w:asciiTheme="majorHAnsi" w:eastAsiaTheme="majorEastAsia" w:hAnsiTheme="majorHAnsi" w:cstheme="majorBidi"/>
       <w:spacing w:val="-10"/>
@@ -976,7 +976,7 @@
     <w:link w:val="SubtitleChar"/>
     <w:uiPriority w:val="11"/>
     <w:qFormat/>
-    <w:rsid w:val="00583F9F"/>
+    <w:rsid w:val="00811E1F"/>
     <w:pPr>
       <w:numPr>
         <w:ilvl w:val="1"/>
@@ -995,7 +995,7 @@
     <w:basedOn w:val="DefaultParagraphFont"/>
     <w:link w:val="Subtitle"/>
     <w:uiPriority w:val="11"/>
-    <w:rsid w:val="00583F9F"/>
+    <w:rsid w:val="00811E1F"/>
     <w:rPr>
       <w:rFonts w:eastAsiaTheme="majorEastAsia" w:cstheme="majorBidi"/>
       <w:color w:val="595959" w:themeColor="text1" w:themeTint="A6"/>
@@ -1011,7 +1011,7 @@
     <w:link w:val="QuoteChar"/>
     <w:uiPriority w:val="29"/>
     <w:qFormat/>
-    <w:rsid w:val="00583F9F"/>
+    <w:rsid w:val="00811E1F"/>
     <w:pPr>
       <w:spacing w:before="160"/>
       <w:jc w:val="center"/>
@@ -1027,7 +1027,7 @@
     <w:basedOn w:val="DefaultParagraphFont"/>
     <w:link w:val="Quote"/>
     <w:uiPriority w:val="29"/>
-    <w:rsid w:val="00583F9F"/>
+    <w:rsid w:val="00811E1F"/>
     <w:rPr>
       <w:i/>
       <w:iCs/>
@@ -1039,7 +1039,7 @@
     <w:basedOn w:val="Normal"/>
     <w:uiPriority w:val="34"/>
     <w:qFormat/>
-    <w:rsid w:val="00583F9F"/>
+    <w:rsid w:val="00811E1F"/>
     <w:pPr>
       <w:ind w:left="720"/>
       <w:contextualSpacing/>
@@ -1050,7 +1050,7 @@
     <w:basedOn w:val="DefaultParagraphFont"/>
     <w:uiPriority w:val="21"/>
     <w:qFormat/>
-    <w:rsid w:val="00583F9F"/>
+    <w:rsid w:val="00811E1F"/>
     <w:rPr>
       <w:i/>
       <w:iCs/>
@@ -1064,7 +1064,7 @@
     <w:link w:val="IntenseQuoteChar"/>
     <w:uiPriority w:val="30"/>
     <w:qFormat/>
-    <w:rsid w:val="00583F9F"/>
+    <w:rsid w:val="00811E1F"/>
     <w:pPr>
       <w:pBdr>
         <w:top w:val="single" w:sz="4" w:space="10" w:color="2F5496" w:themeColor="accent1" w:themeShade="BF"/>
@@ -1085,7 +1085,7 @@
     <w:basedOn w:val="DefaultParagraphFont"/>
     <w:link w:val="IntenseQuote"/>
     <w:uiPriority w:val="30"/>
-    <w:rsid w:val="00583F9F"/>
+    <w:rsid w:val="00811E1F"/>
     <w:rPr>
       <w:i/>
       <w:iCs/>
@@ -1097,7 +1097,7 @@
     <w:basedOn w:val="DefaultParagraphFont"/>
     <w:uiPriority w:val="32"/>
     <w:qFormat/>
-    <w:rsid w:val="00583F9F"/>
+    <w:rsid w:val="00811E1F"/>
     <w:rPr>
       <w:b/>
       <w:bCs/>
@@ -1110,7 +1110,7 @@
     <w:name w:val="Table Grid"/>
     <w:basedOn w:val="TableNormal"/>
     <w:uiPriority w:val="39"/>
-    <w:rsid w:val="00583F9F"/>
+    <w:rsid w:val="00811E1F"/>
     <w:pPr>
       <w:spacing w:after="0" w:line="240" w:lineRule="auto"/>
     </w:pPr>

--- a/tests/corpus/03_tables.docx
+++ b/tests/corpus/03_tables.docx
@@ -597,7 +597,7 @@
     <w:link w:val="Heading1Char"/>
     <w:uiPriority w:val="9"/>
     <w:qFormat/>
-    <w:rsid w:val="00811E1F"/>
+    <w:rsid w:val="00B45CAA"/>
     <w:pPr>
       <w:keepNext/>
       <w:keepLines/>
@@ -620,7 +620,7 @@
     <w:semiHidden/>
     <w:unhideWhenUsed/>
     <w:qFormat/>
-    <w:rsid w:val="00811E1F"/>
+    <w:rsid w:val="00B45CAA"/>
     <w:pPr>
       <w:keepNext/>
       <w:keepLines/>
@@ -643,7 +643,7 @@
     <w:semiHidden/>
     <w:unhideWhenUsed/>
     <w:qFormat/>
-    <w:rsid w:val="00811E1F"/>
+    <w:rsid w:val="00B45CAA"/>
     <w:pPr>
       <w:keepNext/>
       <w:keepLines/>
@@ -666,7 +666,7 @@
     <w:semiHidden/>
     <w:unhideWhenUsed/>
     <w:qFormat/>
-    <w:rsid w:val="00811E1F"/>
+    <w:rsid w:val="00B45CAA"/>
     <w:pPr>
       <w:keepNext/>
       <w:keepLines/>
@@ -689,7 +689,7 @@
     <w:semiHidden/>
     <w:unhideWhenUsed/>
     <w:qFormat/>
-    <w:rsid w:val="00811E1F"/>
+    <w:rsid w:val="00B45CAA"/>
     <w:pPr>
       <w:keepNext/>
       <w:keepLines/>
@@ -710,7 +710,7 @@
     <w:semiHidden/>
     <w:unhideWhenUsed/>
     <w:qFormat/>
-    <w:rsid w:val="00811E1F"/>
+    <w:rsid w:val="00B45CAA"/>
     <w:pPr>
       <w:keepNext/>
       <w:keepLines/>
@@ -733,7 +733,7 @@
     <w:semiHidden/>
     <w:unhideWhenUsed/>
     <w:qFormat/>
-    <w:rsid w:val="00811E1F"/>
+    <w:rsid w:val="00B45CAA"/>
     <w:pPr>
       <w:keepNext/>
       <w:keepLines/>
@@ -754,7 +754,7 @@
     <w:semiHidden/>
     <w:unhideWhenUsed/>
     <w:qFormat/>
-    <w:rsid w:val="00811E1F"/>
+    <w:rsid w:val="00B45CAA"/>
     <w:pPr>
       <w:keepNext/>
       <w:keepLines/>
@@ -777,7 +777,7 @@
     <w:semiHidden/>
     <w:unhideWhenUsed/>
     <w:qFormat/>
-    <w:rsid w:val="00811E1F"/>
+    <w:rsid w:val="00B45CAA"/>
     <w:pPr>
       <w:keepNext/>
       <w:keepLines/>
@@ -821,7 +821,7 @@
     <w:basedOn w:val="DefaultParagraphFont"/>
     <w:link w:val="Heading1"/>
     <w:uiPriority w:val="9"/>
-    <w:rsid w:val="00811E1F"/>
+    <w:rsid w:val="00B45CAA"/>
     <w:rPr>
       <w:rFonts w:asciiTheme="majorHAnsi" w:eastAsiaTheme="majorEastAsia" w:hAnsiTheme="majorHAnsi" w:cstheme="majorBidi"/>
       <w:color w:val="2F5496" w:themeColor="accent1" w:themeShade="BF"/>
@@ -835,7 +835,7 @@
     <w:link w:val="Heading2"/>
     <w:uiPriority w:val="9"/>
     <w:semiHidden/>
-    <w:rsid w:val="00811E1F"/>
+    <w:rsid w:val="00B45CAA"/>
     <w:rPr>
       <w:rFonts w:asciiTheme="majorHAnsi" w:eastAsiaTheme="majorEastAsia" w:hAnsiTheme="majorHAnsi" w:cstheme="majorBidi"/>
       <w:color w:val="2F5496" w:themeColor="accent1" w:themeShade="BF"/>
@@ -849,7 +849,7 @@
     <w:link w:val="Heading3"/>
     <w:uiPriority w:val="9"/>
     <w:semiHidden/>
-    <w:rsid w:val="00811E1F"/>
+    <w:rsid w:val="00B45CAA"/>
     <w:rPr>
       <w:rFonts w:eastAsiaTheme="majorEastAsia" w:cstheme="majorBidi"/>
       <w:color w:val="2F5496" w:themeColor="accent1" w:themeShade="BF"/>
@@ -863,7 +863,7 @@
     <w:link w:val="Heading4"/>
     <w:uiPriority w:val="9"/>
     <w:semiHidden/>
-    <w:rsid w:val="00811E1F"/>
+    <w:rsid w:val="00B45CAA"/>
     <w:rPr>
       <w:rFonts w:eastAsiaTheme="majorEastAsia" w:cstheme="majorBidi"/>
       <w:i/>
@@ -877,7 +877,7 @@
     <w:link w:val="Heading5"/>
     <w:uiPriority w:val="9"/>
     <w:semiHidden/>
-    <w:rsid w:val="00811E1F"/>
+    <w:rsid w:val="00B45CAA"/>
     <w:rPr>
       <w:rFonts w:eastAsiaTheme="majorEastAsia" w:cstheme="majorBidi"/>
       <w:color w:val="2F5496" w:themeColor="accent1" w:themeShade="BF"/>
@@ -889,7 +889,7 @@
     <w:link w:val="Heading6"/>
     <w:uiPriority w:val="9"/>
     <w:semiHidden/>
-    <w:rsid w:val="00811E1F"/>
+    <w:rsid w:val="00B45CAA"/>
     <w:rPr>
       <w:rFonts w:eastAsiaTheme="majorEastAsia" w:cstheme="majorBidi"/>
       <w:i/>
@@ -903,7 +903,7 @@
     <w:link w:val="Heading7"/>
     <w:uiPriority w:val="9"/>
     <w:semiHidden/>
-    <w:rsid w:val="00811E1F"/>
+    <w:rsid w:val="00B45CAA"/>
     <w:rPr>
       <w:rFonts w:eastAsiaTheme="majorEastAsia" w:cstheme="majorBidi"/>
       <w:color w:val="595959" w:themeColor="text1" w:themeTint="A6"/>
@@ -915,7 +915,7 @@
     <w:link w:val="Heading8"/>
     <w:uiPriority w:val="9"/>
     <w:semiHidden/>
-    <w:rsid w:val="00811E1F"/>
+    <w:rsid w:val="00B45CAA"/>
     <w:rPr>
       <w:rFonts w:eastAsiaTheme="majorEastAsia" w:cstheme="majorBidi"/>
       <w:i/>
@@ -929,7 +929,7 @@
     <w:link w:val="Heading9"/>
     <w:uiPriority w:val="9"/>
     <w:semiHidden/>
-    <w:rsid w:val="00811E1F"/>
+    <w:rsid w:val="00B45CAA"/>
     <w:rPr>
       <w:rFonts w:eastAsiaTheme="majorEastAsia" w:cstheme="majorBidi"/>
       <w:color w:val="272727" w:themeColor="text1" w:themeTint="D8"/>
@@ -942,7 +942,7 @@
     <w:link w:val="TitleChar"/>
     <w:uiPriority w:val="10"/>
     <w:qFormat/>
-    <w:rsid w:val="00811E1F"/>
+    <w:rsid w:val="00B45CAA"/>
     <w:pPr>
       <w:spacing w:after="80" w:line="240" w:lineRule="auto"/>
       <w:contextualSpacing/>
@@ -960,7 +960,7 @@
     <w:basedOn w:val="DefaultParagraphFont"/>
     <w:link w:val="Title"/>
     <w:uiPriority w:val="10"/>
-    <w:rsid w:val="00811E1F"/>
+    <w:rsid w:val="00B45CAA"/>
     <w:rPr>
       <w:rFonts w:asciiTheme="majorHAnsi" w:eastAsiaTheme="majorEastAsia" w:hAnsiTheme="majorHAnsi" w:cstheme="majorBidi"/>
       <w:spacing w:val="-10"/>
@@ -976,7 +976,7 @@
     <w:link w:val="SubtitleChar"/>
     <w:uiPriority w:val="11"/>
     <w:qFormat/>
-    <w:rsid w:val="00811E1F"/>
+    <w:rsid w:val="00B45CAA"/>
     <w:pPr>
       <w:numPr>
         <w:ilvl w:val="1"/>
@@ -995,7 +995,7 @@
     <w:basedOn w:val="DefaultParagraphFont"/>
     <w:link w:val="Subtitle"/>
     <w:uiPriority w:val="11"/>
-    <w:rsid w:val="00811E1F"/>
+    <w:rsid w:val="00B45CAA"/>
     <w:rPr>
       <w:rFonts w:eastAsiaTheme="majorEastAsia" w:cstheme="majorBidi"/>
       <w:color w:val="595959" w:themeColor="text1" w:themeTint="A6"/>
@@ -1011,7 +1011,7 @@
     <w:link w:val="QuoteChar"/>
     <w:uiPriority w:val="29"/>
     <w:qFormat/>
-    <w:rsid w:val="00811E1F"/>
+    <w:rsid w:val="00B45CAA"/>
     <w:pPr>
       <w:spacing w:before="160"/>
       <w:jc w:val="center"/>
@@ -1027,7 +1027,7 @@
     <w:basedOn w:val="DefaultParagraphFont"/>
     <w:link w:val="Quote"/>
     <w:uiPriority w:val="29"/>
-    <w:rsid w:val="00811E1F"/>
+    <w:rsid w:val="00B45CAA"/>
     <w:rPr>
       <w:i/>
       <w:iCs/>
@@ -1039,7 +1039,7 @@
     <w:basedOn w:val="Normal"/>
     <w:uiPriority w:val="34"/>
     <w:qFormat/>
-    <w:rsid w:val="00811E1F"/>
+    <w:rsid w:val="00B45CAA"/>
     <w:pPr>
       <w:ind w:left="720"/>
       <w:contextualSpacing/>
@@ -1050,7 +1050,7 @@
     <w:basedOn w:val="DefaultParagraphFont"/>
     <w:uiPriority w:val="21"/>
     <w:qFormat/>
-    <w:rsid w:val="00811E1F"/>
+    <w:rsid w:val="00B45CAA"/>
     <w:rPr>
       <w:i/>
       <w:iCs/>
@@ -1064,7 +1064,7 @@
     <w:link w:val="IntenseQuoteChar"/>
     <w:uiPriority w:val="30"/>
     <w:qFormat/>
-    <w:rsid w:val="00811E1F"/>
+    <w:rsid w:val="00B45CAA"/>
     <w:pPr>
       <w:pBdr>
         <w:top w:val="single" w:sz="4" w:space="10" w:color="2F5496" w:themeColor="accent1" w:themeShade="BF"/>
@@ -1085,7 +1085,7 @@
     <w:basedOn w:val="DefaultParagraphFont"/>
     <w:link w:val="IntenseQuote"/>
     <w:uiPriority w:val="30"/>
-    <w:rsid w:val="00811E1F"/>
+    <w:rsid w:val="00B45CAA"/>
     <w:rPr>
       <w:i/>
       <w:iCs/>
@@ -1097,7 +1097,7 @@
     <w:basedOn w:val="DefaultParagraphFont"/>
     <w:uiPriority w:val="32"/>
     <w:qFormat/>
-    <w:rsid w:val="00811E1F"/>
+    <w:rsid w:val="00B45CAA"/>
     <w:rPr>
       <w:b/>
       <w:bCs/>
@@ -1110,7 +1110,7 @@
     <w:name w:val="Table Grid"/>
     <w:basedOn w:val="TableNormal"/>
     <w:uiPriority w:val="39"/>
-    <w:rsid w:val="00811E1F"/>
+    <w:rsid w:val="00B45CAA"/>
     <w:pPr>
       <w:spacing w:after="0" w:line="240" w:lineRule="auto"/>
     </w:pPr>
